--- a/METODOS ALGORITMICOS DE RESOLUCION DE PROBLEMAS/T1 ANÁLISIS DE LA COMPLEJIDAD DE ALGORITMOS.docx
+++ b/METODOS ALGORITMICOS DE RESOLUCION DE PROBLEMAS/T1 ANÁLISIS DE LA COMPLEJIDAD DE ALGORITMOS.docx
@@ -610,15 +610,452 @@
         </w:rPr>
         <w:t>todo de contabilidad, pero guardando el prepago como “potencial” de la estructura de datos en su conjunto, en lugar de asignarlo a elementos concretos de la misma</w:t>
       </w:r>
-    </w:p>
-    <w:p>
-      <w:pPr>
-        <w:rPr>
-          <w:rFonts w:ascii="Times New Roman" w:hAnsi="Times New Roman" w:cs="Times New Roman"/>
-          <w:sz w:val="24"/>
-          <w:szCs w:val="24"/>
-        </w:rPr>
-      </w:pPr>
+      <w:r>
+        <w:rPr>
+          <w:rFonts w:ascii="Times New Roman" w:hAnsi="Times New Roman" w:cs="Times New Roman"/>
+          <w:sz w:val="24"/>
+          <w:szCs w:val="24"/>
+        </w:rPr>
+        <w:t xml:space="preserve">. </w:t>
+      </w:r>
+    </w:p>
+    <w:p>
+      <w:pPr>
+        <w:pStyle w:val="Prrafodelista"/>
+        <w:rPr>
+          <w:rFonts w:ascii="Times New Roman" w:hAnsi="Times New Roman" w:cs="Times New Roman"/>
+          <w:sz w:val="24"/>
+          <w:szCs w:val="24"/>
+        </w:rPr>
+      </w:pPr>
+    </w:p>
+    <w:p>
+      <w:pPr>
+        <w:pStyle w:val="Prrafodelista"/>
+        <w:rPr>
+          <w:rFonts w:ascii="Times New Roman" w:hAnsi="Times New Roman" w:cs="Times New Roman"/>
+          <w:sz w:val="24"/>
+          <w:szCs w:val="24"/>
+        </w:rPr>
+      </w:pPr>
+      <w:r>
+        <w:rPr>
+          <w:rFonts w:ascii="Times New Roman" w:hAnsi="Times New Roman" w:cs="Times New Roman"/>
+          <w:sz w:val="24"/>
+          <w:szCs w:val="24"/>
+        </w:rPr>
+        <w:t xml:space="preserve">Calculamos el coste real de cada operación y luego calculamos las diferencias de potencial. </w:t>
+      </w:r>
+    </w:p>
+    <w:p>
+      <w:pPr>
+        <w:pStyle w:val="Prrafodelista"/>
+        <w:rPr>
+          <w:rFonts w:ascii="Times New Roman" w:hAnsi="Times New Roman" w:cs="Times New Roman"/>
+          <w:sz w:val="24"/>
+          <w:szCs w:val="24"/>
+        </w:rPr>
+      </w:pPr>
+    </w:p>
+    <w:p>
+      <w:pPr>
+        <w:pStyle w:val="Prrafodelista"/>
+        <w:rPr>
+          <w:rFonts w:ascii="Times New Roman" w:hAnsi="Times New Roman" w:cs="Times New Roman"/>
+          <w:sz w:val="24"/>
+          <w:szCs w:val="24"/>
+        </w:rPr>
+      </w:pPr>
+      <w:r>
+        <w:rPr>
+          <w:rFonts w:ascii="Times New Roman" w:hAnsi="Times New Roman" w:cs="Times New Roman"/>
+          <w:sz w:val="24"/>
+          <w:szCs w:val="24"/>
+        </w:rPr>
+        <w:t xml:space="preserve">Intentamos definir una función de potencial Φ tal que </w:t>
+      </w:r>
+      <w:proofErr w:type="gramStart"/>
+      <w:r>
+        <w:rPr>
+          <w:rFonts w:ascii="Times New Roman" w:hAnsi="Times New Roman" w:cs="Times New Roman"/>
+          <w:sz w:val="24"/>
+          <w:szCs w:val="24"/>
+        </w:rPr>
+        <w:t>Φ(</w:t>
+      </w:r>
+      <w:proofErr w:type="spellStart"/>
+      <w:proofErr w:type="gramEnd"/>
+      <w:r>
+        <w:rPr>
+          <w:rFonts w:ascii="Times New Roman" w:hAnsi="Times New Roman" w:cs="Times New Roman"/>
+          <w:sz w:val="24"/>
+          <w:szCs w:val="24"/>
+        </w:rPr>
+        <w:t>Dn</w:t>
+      </w:r>
+      <w:proofErr w:type="spellEnd"/>
+      <w:r>
+        <w:rPr>
+          <w:rFonts w:ascii="Times New Roman" w:hAnsi="Times New Roman" w:cs="Times New Roman"/>
+          <w:sz w:val="24"/>
+          <w:szCs w:val="24"/>
+        </w:rPr>
+        <w:t>)−Φ(D0) ≥ 0, entonces</w:t>
+      </w:r>
+      <w:r>
+        <w:rPr>
+          <w:rFonts w:ascii="Times New Roman" w:hAnsi="Times New Roman" w:cs="Times New Roman"/>
+          <w:sz w:val="24"/>
+          <w:szCs w:val="24"/>
+        </w:rPr>
+        <w:t xml:space="preserve"> el coste amortizado total será</w:t>
+      </w:r>
+      <w:r>
+        <w:rPr>
+          <w:rFonts w:ascii="Times New Roman" w:hAnsi="Times New Roman" w:cs="Times New Roman"/>
+          <w:sz w:val="24"/>
+          <w:szCs w:val="24"/>
+        </w:rPr>
+        <w:t xml:space="preserve"> una cota </w:t>
+      </w:r>
+      <w:r>
+        <w:rPr>
+          <w:rFonts w:ascii="Times New Roman" w:hAnsi="Times New Roman" w:cs="Times New Roman"/>
+          <w:sz w:val="24"/>
+          <w:szCs w:val="24"/>
+        </w:rPr>
+        <w:t xml:space="preserve">superior del coste total real. </w:t>
+      </w:r>
+      <w:r>
+        <w:rPr>
+          <w:rFonts w:ascii="Times New Roman" w:hAnsi="Times New Roman" w:cs="Times New Roman"/>
+          <w:sz w:val="24"/>
+          <w:szCs w:val="24"/>
+        </w:rPr>
+        <w:t xml:space="preserve"> Pedimos</w:t>
+      </w:r>
+      <w:r>
+        <w:rPr>
+          <w:rFonts w:ascii="Times New Roman" w:hAnsi="Times New Roman" w:cs="Times New Roman"/>
+          <w:sz w:val="24"/>
+          <w:szCs w:val="24"/>
+        </w:rPr>
+        <w:t xml:space="preserve"> </w:t>
+      </w:r>
+      <w:proofErr w:type="gramStart"/>
+      <w:r>
+        <w:rPr>
+          <w:rFonts w:ascii="Times New Roman" w:hAnsi="Times New Roman" w:cs="Times New Roman"/>
+          <w:sz w:val="24"/>
+          <w:szCs w:val="24"/>
+        </w:rPr>
+        <w:t>Φ(</w:t>
+      </w:r>
+      <w:proofErr w:type="gramEnd"/>
+      <w:r>
+        <w:rPr>
+          <w:rFonts w:ascii="Times New Roman" w:hAnsi="Times New Roman" w:cs="Times New Roman"/>
+          <w:sz w:val="24"/>
+          <w:szCs w:val="24"/>
+        </w:rPr>
+        <w:t xml:space="preserve">Di)−Φ(D0) ≥ 0 para todo i. </w:t>
+      </w:r>
+      <w:r>
+        <w:rPr>
+          <w:rFonts w:ascii="Times New Roman" w:hAnsi="Times New Roman" w:cs="Times New Roman"/>
+          <w:sz w:val="24"/>
+          <w:szCs w:val="24"/>
+        </w:rPr>
+        <w:t xml:space="preserve">Es conveniente definir </w:t>
+      </w:r>
+      <w:proofErr w:type="gramStart"/>
+      <w:r>
+        <w:rPr>
+          <w:rFonts w:ascii="Times New Roman" w:hAnsi="Times New Roman" w:cs="Times New Roman"/>
+          <w:sz w:val="24"/>
+          <w:szCs w:val="24"/>
+        </w:rPr>
+        <w:t>Φ(</w:t>
+      </w:r>
+      <w:proofErr w:type="gramEnd"/>
+      <w:r>
+        <w:rPr>
+          <w:rFonts w:ascii="Times New Roman" w:hAnsi="Times New Roman" w:cs="Times New Roman"/>
+          <w:sz w:val="24"/>
+          <w:szCs w:val="24"/>
+        </w:rPr>
+        <w:t>D0) = 0 y pedir Φ(Di) ≥ 0.</w:t>
+      </w:r>
+    </w:p>
+    <w:p>
+      <w:pPr>
+        <w:pStyle w:val="Prrafodelista"/>
+        <w:rPr>
+          <w:rFonts w:ascii="Times New Roman" w:hAnsi="Times New Roman" w:cs="Times New Roman"/>
+          <w:sz w:val="24"/>
+          <w:szCs w:val="24"/>
+        </w:rPr>
+      </w:pPr>
+    </w:p>
+    <w:p>
+      <w:pPr>
+        <w:pStyle w:val="Prrafodelista"/>
+        <w:rPr>
+          <w:rFonts w:ascii="Times New Roman" w:hAnsi="Times New Roman" w:cs="Times New Roman"/>
+          <w:sz w:val="24"/>
+          <w:szCs w:val="24"/>
+        </w:rPr>
+      </w:pPr>
+    </w:p>
+    <w:p>
+      <w:pPr>
+        <w:pStyle w:val="Prrafodelista"/>
+        <w:rPr>
+          <w:rFonts w:ascii="Times New Roman" w:hAnsi="Times New Roman" w:cs="Times New Roman"/>
+          <w:sz w:val="24"/>
+          <w:szCs w:val="24"/>
+        </w:rPr>
+      </w:pPr>
+    </w:p>
+    <w:p>
+      <w:pPr>
+        <w:pStyle w:val="Prrafodelista"/>
+        <w:rPr>
+          <w:rFonts w:ascii="Times New Roman" w:hAnsi="Times New Roman" w:cs="Times New Roman"/>
+          <w:sz w:val="24"/>
+          <w:szCs w:val="24"/>
+        </w:rPr>
+      </w:pPr>
+    </w:p>
+    <w:p>
+      <w:pPr>
+        <w:pStyle w:val="Prrafodelista"/>
+        <w:rPr>
+          <w:rFonts w:ascii="Times New Roman" w:hAnsi="Times New Roman" w:cs="Times New Roman"/>
+          <w:sz w:val="24"/>
+          <w:szCs w:val="24"/>
+        </w:rPr>
+      </w:pPr>
+    </w:p>
+    <w:p>
+      <w:pPr>
+        <w:pStyle w:val="Prrafodelista"/>
+        <w:rPr>
+          <w:rFonts w:ascii="Times New Roman" w:hAnsi="Times New Roman" w:cs="Times New Roman"/>
+          <w:sz w:val="24"/>
+          <w:szCs w:val="24"/>
+        </w:rPr>
+      </w:pPr>
+    </w:p>
+    <w:p>
+      <w:pPr>
+        <w:pStyle w:val="Prrafodelista"/>
+        <w:rPr>
+          <w:rFonts w:ascii="Times New Roman" w:hAnsi="Times New Roman" w:cs="Times New Roman"/>
+          <w:sz w:val="24"/>
+          <w:szCs w:val="24"/>
+        </w:rPr>
+      </w:pPr>
+    </w:p>
+    <w:p>
+      <w:pPr>
+        <w:pStyle w:val="Prrafodelista"/>
+        <w:rPr>
+          <w:rFonts w:ascii="Times New Roman" w:hAnsi="Times New Roman" w:cs="Times New Roman"/>
+          <w:sz w:val="24"/>
+          <w:szCs w:val="24"/>
+        </w:rPr>
+      </w:pPr>
+      <w:r>
+        <w:rPr>
+          <w:rFonts w:ascii="Times New Roman" w:hAnsi="Times New Roman" w:cs="Times New Roman"/>
+          <w:sz w:val="24"/>
+          <w:szCs w:val="24"/>
+        </w:rPr>
+        <w:t xml:space="preserve">EJ: operaciones sobre una pila. Definimos la función de potencial el número de elementos de una pila, ya que cuando inicialmente está vacía es 0 y el número de elementos nunca es negativo. </w:t>
+      </w:r>
+    </w:p>
+    <w:p>
+      <w:pPr>
+        <w:pStyle w:val="Prrafodelista"/>
+        <w:rPr>
+          <w:rFonts w:ascii="Times New Roman" w:hAnsi="Times New Roman" w:cs="Times New Roman"/>
+          <w:sz w:val="24"/>
+          <w:szCs w:val="24"/>
+        </w:rPr>
+      </w:pPr>
+      <w:r>
+        <w:rPr>
+          <w:rFonts w:ascii="Times New Roman" w:hAnsi="Times New Roman" w:cs="Times New Roman"/>
+          <w:noProof/>
+          <w:sz w:val="24"/>
+          <w:szCs w:val="24"/>
+          <w:lang w:eastAsia="es-ES"/>
+        </w:rPr>
+        <w:drawing>
+          <wp:inline distT="0" distB="0" distL="0" distR="0">
+            <wp:extent cx="4981396" cy="1828800"/>
+            <wp:effectExtent l="19050" t="0" r="0" b="0"/>
+            <wp:docPr id="2" name="Imagen 1"/>
+            <wp:cNvGraphicFramePr>
+              <a:graphicFrameLocks xmlns:a="http://schemas.openxmlformats.org/drawingml/2006/main" noChangeAspect="1"/>
+            </wp:cNvGraphicFramePr>
+            <a:graphic xmlns:a="http://schemas.openxmlformats.org/drawingml/2006/main">
+              <a:graphicData uri="http://schemas.openxmlformats.org/drawingml/2006/picture">
+                <pic:pic xmlns:pic="http://schemas.openxmlformats.org/drawingml/2006/picture">
+                  <pic:nvPicPr>
+                    <pic:cNvPr id="0" name="Picture 1"/>
+                    <pic:cNvPicPr>
+                      <a:picLocks noChangeAspect="1" noChangeArrowheads="1"/>
+                    </pic:cNvPicPr>
+                  </pic:nvPicPr>
+                  <pic:blipFill>
+                    <a:blip r:embed="rId7"/>
+                    <a:srcRect/>
+                    <a:stretch>
+                      <a:fillRect/>
+                    </a:stretch>
+                  </pic:blipFill>
+                  <pic:spPr bwMode="auto">
+                    <a:xfrm>
+                      <a:off x="0" y="0"/>
+                      <a:ext cx="4997270" cy="1834628"/>
+                    </a:xfrm>
+                    <a:prstGeom prst="rect">
+                      <a:avLst/>
+                    </a:prstGeom>
+                    <a:noFill/>
+                    <a:ln w="9525">
+                      <a:noFill/>
+                      <a:miter lim="800000"/>
+                      <a:headEnd/>
+                      <a:tailEnd/>
+                    </a:ln>
+                  </pic:spPr>
+                </pic:pic>
+              </a:graphicData>
+            </a:graphic>
+          </wp:inline>
+        </w:drawing>
+      </w:r>
+    </w:p>
+    <w:p>
+      <w:pPr>
+        <w:pStyle w:val="Prrafodelista"/>
+        <w:rPr>
+          <w:rFonts w:ascii="Times New Roman" w:hAnsi="Times New Roman" w:cs="Times New Roman"/>
+          <w:sz w:val="24"/>
+          <w:szCs w:val="24"/>
+        </w:rPr>
+      </w:pPr>
+    </w:p>
+    <w:p>
+      <w:pPr>
+        <w:pStyle w:val="Prrafodelista"/>
+        <w:rPr>
+          <w:rFonts w:ascii="Times New Roman" w:hAnsi="Times New Roman" w:cs="Times New Roman"/>
+          <w:sz w:val="24"/>
+          <w:szCs w:val="24"/>
+        </w:rPr>
+      </w:pPr>
+      <w:r>
+        <w:rPr>
+          <w:rFonts w:ascii="Times New Roman" w:hAnsi="Times New Roman" w:cs="Times New Roman"/>
+          <w:sz w:val="24"/>
+          <w:szCs w:val="24"/>
+        </w:rPr>
+        <w:t>EJ2: contador binario. Definimos la función de potencial como el número de unos en el contador</w:t>
+      </w:r>
+      <w:r>
+        <w:rPr>
+          <w:rFonts w:ascii="Times New Roman" w:hAnsi="Times New Roman" w:cs="Times New Roman"/>
+          <w:sz w:val="24"/>
+          <w:szCs w:val="24"/>
+        </w:rPr>
+        <w:t>. Suponemos que la i-</w:t>
+      </w:r>
+      <w:proofErr w:type="spellStart"/>
+      <w:r>
+        <w:rPr>
+          <w:rFonts w:ascii="Times New Roman" w:hAnsi="Times New Roman" w:cs="Times New Roman"/>
+          <w:sz w:val="24"/>
+          <w:szCs w:val="24"/>
+        </w:rPr>
+        <w:t>ésima</w:t>
+      </w:r>
+      <w:proofErr w:type="spellEnd"/>
+      <w:r>
+        <w:rPr>
+          <w:rFonts w:ascii="Times New Roman" w:hAnsi="Times New Roman" w:cs="Times New Roman"/>
+          <w:sz w:val="24"/>
+          <w:szCs w:val="24"/>
+        </w:rPr>
+        <w:t xml:space="preserve"> operación pone a 0 ti bits, por lo que el coste real es como mucho ti + 1. </w:t>
+      </w:r>
+    </w:p>
+    <w:p>
+      <w:pPr>
+        <w:pStyle w:val="Prrafodelista"/>
+        <w:rPr>
+          <w:rFonts w:ascii="Times New Roman" w:hAnsi="Times New Roman" w:cs="Times New Roman"/>
+          <w:sz w:val="24"/>
+          <w:szCs w:val="24"/>
+        </w:rPr>
+      </w:pPr>
+      <w:r>
+        <w:rPr>
+          <w:rFonts w:ascii="Times New Roman" w:hAnsi="Times New Roman" w:cs="Times New Roman"/>
+          <w:noProof/>
+          <w:sz w:val="24"/>
+          <w:szCs w:val="24"/>
+          <w:lang w:eastAsia="es-ES"/>
+        </w:rPr>
+        <w:drawing>
+          <wp:inline distT="0" distB="0" distL="0" distR="0">
+            <wp:extent cx="5400040" cy="2635478"/>
+            <wp:effectExtent l="19050" t="0" r="0" b="0"/>
+            <wp:docPr id="3" name="Imagen 4"/>
+            <wp:cNvGraphicFramePr>
+              <a:graphicFrameLocks xmlns:a="http://schemas.openxmlformats.org/drawingml/2006/main" noChangeAspect="1"/>
+            </wp:cNvGraphicFramePr>
+            <a:graphic xmlns:a="http://schemas.openxmlformats.org/drawingml/2006/main">
+              <a:graphicData uri="http://schemas.openxmlformats.org/drawingml/2006/picture">
+                <pic:pic xmlns:pic="http://schemas.openxmlformats.org/drawingml/2006/picture">
+                  <pic:nvPicPr>
+                    <pic:cNvPr id="0" name="Picture 4"/>
+                    <pic:cNvPicPr>
+                      <a:picLocks noChangeAspect="1" noChangeArrowheads="1"/>
+                    </pic:cNvPicPr>
+                  </pic:nvPicPr>
+                  <pic:blipFill>
+                    <a:blip r:embed="rId8"/>
+                    <a:srcRect/>
+                    <a:stretch>
+                      <a:fillRect/>
+                    </a:stretch>
+                  </pic:blipFill>
+                  <pic:spPr bwMode="auto">
+                    <a:xfrm>
+                      <a:off x="0" y="0"/>
+                      <a:ext cx="5400040" cy="2635478"/>
+                    </a:xfrm>
+                    <a:prstGeom prst="rect">
+                      <a:avLst/>
+                    </a:prstGeom>
+                    <a:noFill/>
+                    <a:ln w="9525">
+                      <a:noFill/>
+                      <a:miter lim="800000"/>
+                      <a:headEnd/>
+                      <a:tailEnd/>
+                    </a:ln>
+                  </pic:spPr>
+                </pic:pic>
+              </a:graphicData>
+            </a:graphic>
+          </wp:inline>
+        </w:drawing>
+      </w:r>
     </w:p>
     <w:sectPr>
       <w:pgSz w:w="11906" w:h="16838"/>
